--- a/Cover_Letters/Shinoy_Vanderlande_Integration_Engineer_Cover_Letter.docx
+++ b/Cover_Letters/Shinoy_Vanderlande_Integration_Engineer_Cover_Letter.docx
@@ -14,7 +14,7 @@
     </w:p>
     <w:p>
       <w:r>
-        <w:t>August 27, 2026</w:t>
+        <w:t>September 19, 2026</w:t>
       </w:r>
     </w:p>
     <w:p>
@@ -35,7 +35,12 @@
     </w:p>
     <w:p>
       <w:r>
-        <w:t>Your work in delivering complex airport systems and logistics automation aligns well with my background in testing and integration. Throughout my career, I have focused on executing system and integration tests, configuring test environments, and collaborating with cross-functional teams to ensure solutions are ready for operational use. I also bring experience using AI tools like Gemini Code Assist to optimize test generation workflows.</w:t>
+        <w:t>Your focus on delivering complex airport systems from design into operation matches my background in validating software integration and building reliable test frameworks. In my recent work, I have partnered with engineering teams and stakeholders to verify that systems perform as designed before deployment.</w:t>
+      </w:r>
+    </w:p>
+    <w:p>
+      <w:r>
+        <w:t>I also appreciate the technical challenges involved in integrating software and IT components into a single operational system, and I have experience using tools like Gemini Code Assist to streamline test generation and support deployment scripts.</w:t>
       </w:r>
     </w:p>
     <w:p>
